--- a/public/reports/n400/Dissertatsiya_Tahlil_N400.docx
+++ b/public/reports/n400/Dissertatsiya_Tahlil_N400.docx
@@ -215,15 +215,16 @@
         <w:tblLook w:firstColumn="1" w:firstRow="1" w:lastColumn="0" w:lastRow="0" w:noHBand="0" w:noVBand="1" w:val="04A0"/>
       </w:tblPr>
       <w:tblGrid>
-        <w:gridCol w:w="2160"/>
-        <w:gridCol w:w="2160"/>
-        <w:gridCol w:w="2160"/>
-        <w:gridCol w:w="2160"/>
+        <w:gridCol w:w="1728"/>
+        <w:gridCol w:w="1728"/>
+        <w:gridCol w:w="1728"/>
+        <w:gridCol w:w="1728"/>
+        <w:gridCol w:w="1728"/>
       </w:tblGrid>
       <w:tr>
         <w:tc>
           <w:tcPr>
-            <w:tcW w:type="dxa" w:w="2160"/>
+            <w:tcW w:type="dxa" w:w="1728"/>
           </w:tcPr>
           <w:p>
             <w:r>
@@ -233,7 +234,7 @@
         </w:tc>
         <w:tc>
           <w:tcPr>
-            <w:tcW w:type="dxa" w:w="2160"/>
+            <w:tcW w:type="dxa" w:w="1728"/>
           </w:tcPr>
           <w:p>
             <w:r>
@@ -243,7 +244,7 @@
         </w:tc>
         <w:tc>
           <w:tcPr>
-            <w:tcW w:type="dxa" w:w="2160"/>
+            <w:tcW w:type="dxa" w:w="1728"/>
           </w:tcPr>
           <w:p>
             <w:r>
@@ -253,7 +254,7 @@
         </w:tc>
         <w:tc>
           <w:tcPr>
-            <w:tcW w:type="dxa" w:w="2160"/>
+            <w:tcW w:type="dxa" w:w="1728"/>
           </w:tcPr>
           <w:p>
             <w:r>
@@ -261,11 +262,21 @@
             </w:r>
           </w:p>
         </w:tc>
+        <w:tc>
+          <w:tcPr>
+            <w:tcW w:type="dxa" w:w="1728"/>
+          </w:tcPr>
+          <w:p>
+            <w:r>
+              <w:t>95% CI</w:t>
+            </w:r>
+          </w:p>
+        </w:tc>
       </w:tr>
       <w:tr>
         <w:tc>
           <w:tcPr>
-            <w:tcW w:type="dxa" w:w="2160"/>
+            <w:tcW w:type="dxa" w:w="1728"/>
           </w:tcPr>
           <w:p>
             <w:r>
@@ -275,7 +286,7 @@
         </w:tc>
         <w:tc>
           <w:tcPr>
-            <w:tcW w:type="dxa" w:w="2160"/>
+            <w:tcW w:type="dxa" w:w="1728"/>
           </w:tcPr>
           <w:p>
             <w:r>
@@ -285,7 +296,7 @@
         </w:tc>
         <w:tc>
           <w:tcPr>
-            <w:tcW w:type="dxa" w:w="2160"/>
+            <w:tcW w:type="dxa" w:w="1728"/>
           </w:tcPr>
           <w:p>
             <w:r>
@@ -295,7 +306,7 @@
         </w:tc>
         <w:tc>
           <w:tcPr>
-            <w:tcW w:type="dxa" w:w="2160"/>
+            <w:tcW w:type="dxa" w:w="1728"/>
           </w:tcPr>
           <w:p>
             <w:r>
@@ -303,11 +314,21 @@
             </w:r>
           </w:p>
         </w:tc>
+        <w:tc>
+          <w:tcPr>
+            <w:tcW w:type="dxa" w:w="1728"/>
+          </w:tcPr>
+          <w:p>
+            <w:r>
+              <w:t>29.4–38.6</w:t>
+            </w:r>
+          </w:p>
+        </w:tc>
       </w:tr>
       <w:tr>
         <w:tc>
           <w:tcPr>
-            <w:tcW w:type="dxa" w:w="2160"/>
+            <w:tcW w:type="dxa" w:w="1728"/>
           </w:tcPr>
           <w:p>
             <w:r>
@@ -317,7 +338,7 @@
         </w:tc>
         <w:tc>
           <w:tcPr>
-            <w:tcW w:type="dxa" w:w="2160"/>
+            <w:tcW w:type="dxa" w:w="1728"/>
           </w:tcPr>
           <w:p>
             <w:r>
@@ -327,7 +348,7 @@
         </w:tc>
         <w:tc>
           <w:tcPr>
-            <w:tcW w:type="dxa" w:w="2160"/>
+            <w:tcW w:type="dxa" w:w="1728"/>
           </w:tcPr>
           <w:p>
             <w:r>
@@ -337,7 +358,7 @@
         </w:tc>
         <w:tc>
           <w:tcPr>
-            <w:tcW w:type="dxa" w:w="2160"/>
+            <w:tcW w:type="dxa" w:w="1728"/>
           </w:tcPr>
           <w:p>
             <w:r>
@@ -345,11 +366,21 @@
             </w:r>
           </w:p>
         </w:tc>
+        <w:tc>
+          <w:tcPr>
+            <w:tcW w:type="dxa" w:w="1728"/>
+          </w:tcPr>
+          <w:p>
+            <w:r>
+              <w:t>22.6–31.4</w:t>
+            </w:r>
+          </w:p>
+        </w:tc>
       </w:tr>
       <w:tr>
         <w:tc>
           <w:tcPr>
-            <w:tcW w:type="dxa" w:w="2160"/>
+            <w:tcW w:type="dxa" w:w="1728"/>
           </w:tcPr>
           <w:p>
             <w:r>
@@ -359,7 +390,7 @@
         </w:tc>
         <w:tc>
           <w:tcPr>
-            <w:tcW w:type="dxa" w:w="2160"/>
+            <w:tcW w:type="dxa" w:w="1728"/>
           </w:tcPr>
           <w:p>
             <w:r>
@@ -369,7 +400,7 @@
         </w:tc>
         <w:tc>
           <w:tcPr>
-            <w:tcW w:type="dxa" w:w="2160"/>
+            <w:tcW w:type="dxa" w:w="1728"/>
           </w:tcPr>
           <w:p>
             <w:r>
@@ -379,7 +410,7 @@
         </w:tc>
         <w:tc>
           <w:tcPr>
-            <w:tcW w:type="dxa" w:w="2160"/>
+            <w:tcW w:type="dxa" w:w="1728"/>
           </w:tcPr>
           <w:p>
             <w:r>
@@ -387,11 +418,21 @@
             </w:r>
           </w:p>
         </w:tc>
+        <w:tc>
+          <w:tcPr>
+            <w:tcW w:type="dxa" w:w="1728"/>
+          </w:tcPr>
+          <w:p>
+            <w:r>
+              <w:t>13.3–20.7</w:t>
+            </w:r>
+          </w:p>
+        </w:tc>
       </w:tr>
       <w:tr>
         <w:tc>
           <w:tcPr>
-            <w:tcW w:type="dxa" w:w="2160"/>
+            <w:tcW w:type="dxa" w:w="1728"/>
           </w:tcPr>
           <w:p>
             <w:r>
@@ -401,7 +442,7 @@
         </w:tc>
         <w:tc>
           <w:tcPr>
-            <w:tcW w:type="dxa" w:w="2160"/>
+            <w:tcW w:type="dxa" w:w="1728"/>
           </w:tcPr>
           <w:p>
             <w:r>
@@ -411,7 +452,7 @@
         </w:tc>
         <w:tc>
           <w:tcPr>
-            <w:tcW w:type="dxa" w:w="2160"/>
+            <w:tcW w:type="dxa" w:w="1728"/>
           </w:tcPr>
           <w:p>
             <w:r>
@@ -421,7 +462,7 @@
         </w:tc>
         <w:tc>
           <w:tcPr>
-            <w:tcW w:type="dxa" w:w="2160"/>
+            <w:tcW w:type="dxa" w:w="1728"/>
           </w:tcPr>
           <w:p>
             <w:r>
@@ -429,11 +470,21 @@
             </w:r>
           </w:p>
         </w:tc>
+        <w:tc>
+          <w:tcPr>
+            <w:tcW w:type="dxa" w:w="1728"/>
+          </w:tcPr>
+          <w:p>
+            <w:r>
+              <w:t>7.9–14.1</w:t>
+            </w:r>
+          </w:p>
+        </w:tc>
       </w:tr>
       <w:tr>
         <w:tc>
           <w:tcPr>
-            <w:tcW w:type="dxa" w:w="2160"/>
+            <w:tcW w:type="dxa" w:w="1728"/>
           </w:tcPr>
           <w:p>
             <w:r>
@@ -443,7 +494,7 @@
         </w:tc>
         <w:tc>
           <w:tcPr>
-            <w:tcW w:type="dxa" w:w="2160"/>
+            <w:tcW w:type="dxa" w:w="1728"/>
           </w:tcPr>
           <w:p>
             <w:r>
@@ -453,7 +504,7 @@
         </w:tc>
         <w:tc>
           <w:tcPr>
-            <w:tcW w:type="dxa" w:w="2160"/>
+            <w:tcW w:type="dxa" w:w="1728"/>
           </w:tcPr>
           <w:p>
             <w:r>
@@ -463,7 +514,7 @@
         </w:tc>
         <w:tc>
           <w:tcPr>
-            <w:tcW w:type="dxa" w:w="2160"/>
+            <w:tcW w:type="dxa" w:w="1728"/>
           </w:tcPr>
           <w:p>
             <w:r>
@@ -471,11 +522,21 @@
             </w:r>
           </w:p>
         </w:tc>
+        <w:tc>
+          <w:tcPr>
+            <w:tcW w:type="dxa" w:w="1728"/>
+          </w:tcPr>
+          <w:p>
+            <w:r>
+              <w:t>4.5–9.5</w:t>
+            </w:r>
+          </w:p>
+        </w:tc>
       </w:tr>
       <w:tr>
         <w:tc>
           <w:tcPr>
-            <w:tcW w:type="dxa" w:w="2160"/>
+            <w:tcW w:type="dxa" w:w="1728"/>
           </w:tcPr>
           <w:p>
             <w:r>
@@ -485,7 +546,7 @@
         </w:tc>
         <w:tc>
           <w:tcPr>
-            <w:tcW w:type="dxa" w:w="2160"/>
+            <w:tcW w:type="dxa" w:w="1728"/>
           </w:tcPr>
           <w:p>
             <w:r>
@@ -495,7 +556,7 @@
         </w:tc>
         <w:tc>
           <w:tcPr>
-            <w:tcW w:type="dxa" w:w="2160"/>
+            <w:tcW w:type="dxa" w:w="1728"/>
           </w:tcPr>
           <w:p>
             <w:r>
@@ -505,11 +566,21 @@
         </w:tc>
         <w:tc>
           <w:tcPr>
-            <w:tcW w:type="dxa" w:w="2160"/>
+            <w:tcW w:type="dxa" w:w="1728"/>
           </w:tcPr>
           <w:p>
             <w:r>
               <w:t>4.0%</w:t>
+            </w:r>
+          </w:p>
+        </w:tc>
+        <w:tc>
+          <w:tcPr>
+            <w:tcW w:type="dxa" w:w="1728"/>
+          </w:tcPr>
+          <w:p>
+            <w:r>
+              <w:t>2.1–5.9</w:t>
             </w:r>
           </w:p>
         </w:tc>
@@ -581,15 +652,16 @@
         <w:tblLook w:firstColumn="1" w:firstRow="1" w:lastColumn="0" w:lastRow="0" w:noHBand="0" w:noVBand="1" w:val="04A0"/>
       </w:tblPr>
       <w:tblGrid>
-        <w:gridCol w:w="2160"/>
-        <w:gridCol w:w="2160"/>
-        <w:gridCol w:w="2160"/>
-        <w:gridCol w:w="2160"/>
+        <w:gridCol w:w="1728"/>
+        <w:gridCol w:w="1728"/>
+        <w:gridCol w:w="1728"/>
+        <w:gridCol w:w="1728"/>
+        <w:gridCol w:w="1728"/>
       </w:tblGrid>
       <w:tr>
         <w:tc>
           <w:tcPr>
-            <w:tcW w:type="dxa" w:w="2160"/>
+            <w:tcW w:type="dxa" w:w="1728"/>
           </w:tcPr>
           <w:p>
             <w:r>
@@ -599,7 +671,7 @@
         </w:tc>
         <w:tc>
           <w:tcPr>
-            <w:tcW w:type="dxa" w:w="2160"/>
+            <w:tcW w:type="dxa" w:w="1728"/>
           </w:tcPr>
           <w:p>
             <w:r>
@@ -609,7 +681,7 @@
         </w:tc>
         <w:tc>
           <w:tcPr>
-            <w:tcW w:type="dxa" w:w="2160"/>
+            <w:tcW w:type="dxa" w:w="1728"/>
           </w:tcPr>
           <w:p>
             <w:r>
@@ -619,7 +691,7 @@
         </w:tc>
         <w:tc>
           <w:tcPr>
-            <w:tcW w:type="dxa" w:w="2160"/>
+            <w:tcW w:type="dxa" w:w="1728"/>
           </w:tcPr>
           <w:p>
             <w:r>
@@ -627,11 +699,21 @@
             </w:r>
           </w:p>
         </w:tc>
+        <w:tc>
+          <w:tcPr>
+            <w:tcW w:type="dxa" w:w="1728"/>
+          </w:tcPr>
+          <w:p>
+            <w:r>
+              <w:t>95% CI</w:t>
+            </w:r>
+          </w:p>
+        </w:tc>
       </w:tr>
       <w:tr>
         <w:tc>
           <w:tcPr>
-            <w:tcW w:type="dxa" w:w="2160"/>
+            <w:tcW w:type="dxa" w:w="1728"/>
           </w:tcPr>
           <w:p>
             <w:r>
@@ -641,7 +723,7 @@
         </w:tc>
         <w:tc>
           <w:tcPr>
-            <w:tcW w:type="dxa" w:w="2160"/>
+            <w:tcW w:type="dxa" w:w="1728"/>
           </w:tcPr>
           <w:p>
             <w:r>
@@ -651,7 +733,7 @@
         </w:tc>
         <w:tc>
           <w:tcPr>
-            <w:tcW w:type="dxa" w:w="2160"/>
+            <w:tcW w:type="dxa" w:w="1728"/>
           </w:tcPr>
           <w:p>
             <w:r>
@@ -661,7 +743,7 @@
         </w:tc>
         <w:tc>
           <w:tcPr>
-            <w:tcW w:type="dxa" w:w="2160"/>
+            <w:tcW w:type="dxa" w:w="1728"/>
           </w:tcPr>
           <w:p>
             <w:r>
@@ -669,11 +751,21 @@
             </w:r>
           </w:p>
         </w:tc>
+        <w:tc>
+          <w:tcPr>
+            <w:tcW w:type="dxa" w:w="1728"/>
+          </w:tcPr>
+          <w:p>
+            <w:r>
+              <w:t>0.0–1.2</w:t>
+            </w:r>
+          </w:p>
+        </w:tc>
       </w:tr>
       <w:tr>
         <w:tc>
           <w:tcPr>
-            <w:tcW w:type="dxa" w:w="2160"/>
+            <w:tcW w:type="dxa" w:w="1728"/>
           </w:tcPr>
           <w:p>
             <w:r>
@@ -683,7 +775,7 @@
         </w:tc>
         <w:tc>
           <w:tcPr>
-            <w:tcW w:type="dxa" w:w="2160"/>
+            <w:tcW w:type="dxa" w:w="1728"/>
           </w:tcPr>
           <w:p>
             <w:r>
@@ -693,7 +785,7 @@
         </w:tc>
         <w:tc>
           <w:tcPr>
-            <w:tcW w:type="dxa" w:w="2160"/>
+            <w:tcW w:type="dxa" w:w="1728"/>
           </w:tcPr>
           <w:p>
             <w:r>
@@ -703,7 +795,7 @@
         </w:tc>
         <w:tc>
           <w:tcPr>
-            <w:tcW w:type="dxa" w:w="2160"/>
+            <w:tcW w:type="dxa" w:w="1728"/>
           </w:tcPr>
           <w:p>
             <w:r>
@@ -711,11 +803,21 @@
             </w:r>
           </w:p>
         </w:tc>
+        <w:tc>
+          <w:tcPr>
+            <w:tcW w:type="dxa" w:w="1728"/>
+          </w:tcPr>
+          <w:p>
+            <w:r>
+              <w:t>0.0–1.2</w:t>
+            </w:r>
+          </w:p>
+        </w:tc>
       </w:tr>
       <w:tr>
         <w:tc>
           <w:tcPr>
-            <w:tcW w:type="dxa" w:w="2160"/>
+            <w:tcW w:type="dxa" w:w="1728"/>
           </w:tcPr>
           <w:p>
             <w:r>
@@ -725,7 +827,7 @@
         </w:tc>
         <w:tc>
           <w:tcPr>
-            <w:tcW w:type="dxa" w:w="2160"/>
+            <w:tcW w:type="dxa" w:w="1728"/>
           </w:tcPr>
           <w:p>
             <w:r>
@@ -735,7 +837,7 @@
         </w:tc>
         <w:tc>
           <w:tcPr>
-            <w:tcW w:type="dxa" w:w="2160"/>
+            <w:tcW w:type="dxa" w:w="1728"/>
           </w:tcPr>
           <w:p>
             <w:r>
@@ -745,7 +847,7 @@
         </w:tc>
         <w:tc>
           <w:tcPr>
-            <w:tcW w:type="dxa" w:w="2160"/>
+            <w:tcW w:type="dxa" w:w="1728"/>
           </w:tcPr>
           <w:p>
             <w:r>
@@ -753,11 +855,21 @@
             </w:r>
           </w:p>
         </w:tc>
+        <w:tc>
+          <w:tcPr>
+            <w:tcW w:type="dxa" w:w="1728"/>
+          </w:tcPr>
+          <w:p>
+            <w:r>
+              <w:t>0.0–1.2</w:t>
+            </w:r>
+          </w:p>
+        </w:tc>
       </w:tr>
       <w:tr>
         <w:tc>
           <w:tcPr>
-            <w:tcW w:type="dxa" w:w="2160"/>
+            <w:tcW w:type="dxa" w:w="1728"/>
           </w:tcPr>
           <w:p>
             <w:r>
@@ -767,7 +879,7 @@
         </w:tc>
         <w:tc>
           <w:tcPr>
-            <w:tcW w:type="dxa" w:w="2160"/>
+            <w:tcW w:type="dxa" w:w="1728"/>
           </w:tcPr>
           <w:p>
             <w:r>
@@ -777,7 +889,7 @@
         </w:tc>
         <w:tc>
           <w:tcPr>
-            <w:tcW w:type="dxa" w:w="2160"/>
+            <w:tcW w:type="dxa" w:w="1728"/>
           </w:tcPr>
           <w:p>
             <w:r>
@@ -787,7 +899,7 @@
         </w:tc>
         <w:tc>
           <w:tcPr>
-            <w:tcW w:type="dxa" w:w="2160"/>
+            <w:tcW w:type="dxa" w:w="1728"/>
           </w:tcPr>
           <w:p>
             <w:r>
@@ -795,11 +907,21 @@
             </w:r>
           </w:p>
         </w:tc>
+        <w:tc>
+          <w:tcPr>
+            <w:tcW w:type="dxa" w:w="1728"/>
+          </w:tcPr>
+          <w:p>
+            <w:r>
+              <w:t>0.0–1.6</w:t>
+            </w:r>
+          </w:p>
+        </w:tc>
       </w:tr>
       <w:tr>
         <w:tc>
           <w:tcPr>
-            <w:tcW w:type="dxa" w:w="2160"/>
+            <w:tcW w:type="dxa" w:w="1728"/>
           </w:tcPr>
           <w:p>
             <w:r>
@@ -809,7 +931,7 @@
         </w:tc>
         <w:tc>
           <w:tcPr>
-            <w:tcW w:type="dxa" w:w="2160"/>
+            <w:tcW w:type="dxa" w:w="1728"/>
           </w:tcPr>
           <w:p>
             <w:r>
@@ -819,7 +941,7 @@
         </w:tc>
         <w:tc>
           <w:tcPr>
-            <w:tcW w:type="dxa" w:w="2160"/>
+            <w:tcW w:type="dxa" w:w="1728"/>
           </w:tcPr>
           <w:p>
             <w:r>
@@ -829,7 +951,7 @@
         </w:tc>
         <w:tc>
           <w:tcPr>
-            <w:tcW w:type="dxa" w:w="2160"/>
+            <w:tcW w:type="dxa" w:w="1728"/>
           </w:tcPr>
           <w:p>
             <w:r>
@@ -837,11 +959,21 @@
             </w:r>
           </w:p>
         </w:tc>
+        <w:tc>
+          <w:tcPr>
+            <w:tcW w:type="dxa" w:w="1728"/>
+          </w:tcPr>
+          <w:p>
+            <w:r>
+              <w:t>0.0–1.2</w:t>
+            </w:r>
+          </w:p>
+        </w:tc>
       </w:tr>
       <w:tr>
         <w:tc>
           <w:tcPr>
-            <w:tcW w:type="dxa" w:w="2160"/>
+            <w:tcW w:type="dxa" w:w="1728"/>
           </w:tcPr>
           <w:p>
             <w:r>
@@ -851,7 +983,7 @@
         </w:tc>
         <w:tc>
           <w:tcPr>
-            <w:tcW w:type="dxa" w:w="2160"/>
+            <w:tcW w:type="dxa" w:w="1728"/>
           </w:tcPr>
           <w:p>
             <w:r>
@@ -861,7 +993,7 @@
         </w:tc>
         <w:tc>
           <w:tcPr>
-            <w:tcW w:type="dxa" w:w="2160"/>
+            <w:tcW w:type="dxa" w:w="1728"/>
           </w:tcPr>
           <w:p>
             <w:r>
@@ -871,7 +1003,7 @@
         </w:tc>
         <w:tc>
           <w:tcPr>
-            <w:tcW w:type="dxa" w:w="2160"/>
+            <w:tcW w:type="dxa" w:w="1728"/>
           </w:tcPr>
           <w:p>
             <w:r>
@@ -879,11 +1011,21 @@
             </w:r>
           </w:p>
         </w:tc>
+        <w:tc>
+          <w:tcPr>
+            <w:tcW w:type="dxa" w:w="1728"/>
+          </w:tcPr>
+          <w:p>
+            <w:r>
+              <w:t>7.3–13.2</w:t>
+            </w:r>
+          </w:p>
+        </w:tc>
       </w:tr>
       <w:tr>
         <w:tc>
           <w:tcPr>
-            <w:tcW w:type="dxa" w:w="2160"/>
+            <w:tcW w:type="dxa" w:w="1728"/>
           </w:tcPr>
           <w:p>
             <w:r>
@@ -893,7 +1035,7 @@
         </w:tc>
         <w:tc>
           <w:tcPr>
-            <w:tcW w:type="dxa" w:w="2160"/>
+            <w:tcW w:type="dxa" w:w="1728"/>
           </w:tcPr>
           <w:p>
             <w:r>
@@ -903,7 +1045,7 @@
         </w:tc>
         <w:tc>
           <w:tcPr>
-            <w:tcW w:type="dxa" w:w="2160"/>
+            <w:tcW w:type="dxa" w:w="1728"/>
           </w:tcPr>
           <w:p>
             <w:r>
@@ -913,7 +1055,7 @@
         </w:tc>
         <w:tc>
           <w:tcPr>
-            <w:tcW w:type="dxa" w:w="2160"/>
+            <w:tcW w:type="dxa" w:w="1728"/>
           </w:tcPr>
           <w:p>
             <w:r>
@@ -921,11 +1063,21 @@
             </w:r>
           </w:p>
         </w:tc>
+        <w:tc>
+          <w:tcPr>
+            <w:tcW w:type="dxa" w:w="1728"/>
+          </w:tcPr>
+          <w:p>
+            <w:r>
+              <w:t>0.0–1.2</w:t>
+            </w:r>
+          </w:p>
+        </w:tc>
       </w:tr>
       <w:tr>
         <w:tc>
           <w:tcPr>
-            <w:tcW w:type="dxa" w:w="2160"/>
+            <w:tcW w:type="dxa" w:w="1728"/>
           </w:tcPr>
           <w:p>
             <w:r>
@@ -935,7 +1087,7 @@
         </w:tc>
         <w:tc>
           <w:tcPr>
-            <w:tcW w:type="dxa" w:w="2160"/>
+            <w:tcW w:type="dxa" w:w="1728"/>
           </w:tcPr>
           <w:p>
             <w:r>
@@ -945,7 +1097,7 @@
         </w:tc>
         <w:tc>
           <w:tcPr>
-            <w:tcW w:type="dxa" w:w="2160"/>
+            <w:tcW w:type="dxa" w:w="1728"/>
           </w:tcPr>
           <w:p>
             <w:r>
@@ -955,7 +1107,7 @@
         </w:tc>
         <w:tc>
           <w:tcPr>
-            <w:tcW w:type="dxa" w:w="2160"/>
+            <w:tcW w:type="dxa" w:w="1728"/>
           </w:tcPr>
           <w:p>
             <w:r>
@@ -963,11 +1115,21 @@
             </w:r>
           </w:p>
         </w:tc>
+        <w:tc>
+          <w:tcPr>
+            <w:tcW w:type="dxa" w:w="1728"/>
+          </w:tcPr>
+          <w:p>
+            <w:r>
+              <w:t>0.0–1.2</w:t>
+            </w:r>
+          </w:p>
+        </w:tc>
       </w:tr>
       <w:tr>
         <w:tc>
           <w:tcPr>
-            <w:tcW w:type="dxa" w:w="2160"/>
+            <w:tcW w:type="dxa" w:w="1728"/>
           </w:tcPr>
           <w:p>
             <w:r>
@@ -977,7 +1139,7 @@
         </w:tc>
         <w:tc>
           <w:tcPr>
-            <w:tcW w:type="dxa" w:w="2160"/>
+            <w:tcW w:type="dxa" w:w="1728"/>
           </w:tcPr>
           <w:p>
             <w:r>
@@ -987,7 +1149,7 @@
         </w:tc>
         <w:tc>
           <w:tcPr>
-            <w:tcW w:type="dxa" w:w="2160"/>
+            <w:tcW w:type="dxa" w:w="1728"/>
           </w:tcPr>
           <w:p>
             <w:r>
@@ -997,7 +1159,7 @@
         </w:tc>
         <w:tc>
           <w:tcPr>
-            <w:tcW w:type="dxa" w:w="2160"/>
+            <w:tcW w:type="dxa" w:w="1728"/>
           </w:tcPr>
           <w:p>
             <w:r>
@@ -1005,11 +1167,21 @@
             </w:r>
           </w:p>
         </w:tc>
+        <w:tc>
+          <w:tcPr>
+            <w:tcW w:type="dxa" w:w="1728"/>
+          </w:tcPr>
+          <w:p>
+            <w:r>
+              <w:t>12.4–19.6</w:t>
+            </w:r>
+          </w:p>
+        </w:tc>
       </w:tr>
       <w:tr>
         <w:tc>
           <w:tcPr>
-            <w:tcW w:type="dxa" w:w="2160"/>
+            <w:tcW w:type="dxa" w:w="1728"/>
           </w:tcPr>
           <w:p>
             <w:r>
@@ -1019,7 +1191,7 @@
         </w:tc>
         <w:tc>
           <w:tcPr>
-            <w:tcW w:type="dxa" w:w="2160"/>
+            <w:tcW w:type="dxa" w:w="1728"/>
           </w:tcPr>
           <w:p>
             <w:r>
@@ -1029,7 +1201,7 @@
         </w:tc>
         <w:tc>
           <w:tcPr>
-            <w:tcW w:type="dxa" w:w="2160"/>
+            <w:tcW w:type="dxa" w:w="1728"/>
           </w:tcPr>
           <w:p>
             <w:r>
@@ -1039,7 +1211,7 @@
         </w:tc>
         <w:tc>
           <w:tcPr>
-            <w:tcW w:type="dxa" w:w="2160"/>
+            <w:tcW w:type="dxa" w:w="1728"/>
           </w:tcPr>
           <w:p>
             <w:r>
@@ -1047,11 +1219,21 @@
             </w:r>
           </w:p>
         </w:tc>
+        <w:tc>
+          <w:tcPr>
+            <w:tcW w:type="dxa" w:w="1728"/>
+          </w:tcPr>
+          <w:p>
+            <w:r>
+              <w:t>27.2–36.3</w:t>
+            </w:r>
+          </w:p>
+        </w:tc>
       </w:tr>
       <w:tr>
         <w:tc>
           <w:tcPr>
-            <w:tcW w:type="dxa" w:w="2160"/>
+            <w:tcW w:type="dxa" w:w="1728"/>
           </w:tcPr>
           <w:p>
             <w:r>
@@ -1061,7 +1243,7 @@
         </w:tc>
         <w:tc>
           <w:tcPr>
-            <w:tcW w:type="dxa" w:w="2160"/>
+            <w:tcW w:type="dxa" w:w="1728"/>
           </w:tcPr>
           <w:p>
             <w:r>
@@ -1071,7 +1253,7 @@
         </w:tc>
         <w:tc>
           <w:tcPr>
-            <w:tcW w:type="dxa" w:w="2160"/>
+            <w:tcW w:type="dxa" w:w="1728"/>
           </w:tcPr>
           <w:p>
             <w:r>
@@ -1081,7 +1263,7 @@
         </w:tc>
         <w:tc>
           <w:tcPr>
-            <w:tcW w:type="dxa" w:w="2160"/>
+            <w:tcW w:type="dxa" w:w="1728"/>
           </w:tcPr>
           <w:p>
             <w:r>
@@ -1089,11 +1271,21 @@
             </w:r>
           </w:p>
         </w:tc>
+        <w:tc>
+          <w:tcPr>
+            <w:tcW w:type="dxa" w:w="1728"/>
+          </w:tcPr>
+          <w:p>
+            <w:r>
+              <w:t>1.9–5.6</w:t>
+            </w:r>
+          </w:p>
+        </w:tc>
       </w:tr>
       <w:tr>
         <w:tc>
           <w:tcPr>
-            <w:tcW w:type="dxa" w:w="2160"/>
+            <w:tcW w:type="dxa" w:w="1728"/>
           </w:tcPr>
           <w:p>
             <w:r>
@@ -1103,7 +1295,7 @@
         </w:tc>
         <w:tc>
           <w:tcPr>
-            <w:tcW w:type="dxa" w:w="2160"/>
+            <w:tcW w:type="dxa" w:w="1728"/>
           </w:tcPr>
           <w:p>
             <w:r>
@@ -1113,7 +1305,7 @@
         </w:tc>
         <w:tc>
           <w:tcPr>
-            <w:tcW w:type="dxa" w:w="2160"/>
+            <w:tcW w:type="dxa" w:w="1728"/>
           </w:tcPr>
           <w:p>
             <w:r>
@@ -1123,7 +1315,7 @@
         </w:tc>
         <w:tc>
           <w:tcPr>
-            <w:tcW w:type="dxa" w:w="2160"/>
+            <w:tcW w:type="dxa" w:w="1728"/>
           </w:tcPr>
           <w:p>
             <w:r>
@@ -1131,11 +1323,21 @@
             </w:r>
           </w:p>
         </w:tc>
+        <w:tc>
+          <w:tcPr>
+            <w:tcW w:type="dxa" w:w="1728"/>
+          </w:tcPr>
+          <w:p>
+            <w:r>
+              <w:t>0.0–1.2</w:t>
+            </w:r>
+          </w:p>
+        </w:tc>
       </w:tr>
       <w:tr>
         <w:tc>
           <w:tcPr>
-            <w:tcW w:type="dxa" w:w="2160"/>
+            <w:tcW w:type="dxa" w:w="1728"/>
           </w:tcPr>
           <w:p>
             <w:r>
@@ -1145,7 +1347,7 @@
         </w:tc>
         <w:tc>
           <w:tcPr>
-            <w:tcW w:type="dxa" w:w="2160"/>
+            <w:tcW w:type="dxa" w:w="1728"/>
           </w:tcPr>
           <w:p>
             <w:r>
@@ -1155,7 +1357,7 @@
         </w:tc>
         <w:tc>
           <w:tcPr>
-            <w:tcW w:type="dxa" w:w="2160"/>
+            <w:tcW w:type="dxa" w:w="1728"/>
           </w:tcPr>
           <w:p>
             <w:r>
@@ -1165,7 +1367,7 @@
         </w:tc>
         <w:tc>
           <w:tcPr>
-            <w:tcW w:type="dxa" w:w="2160"/>
+            <w:tcW w:type="dxa" w:w="1728"/>
           </w:tcPr>
           <w:p>
             <w:r>
@@ -1173,11 +1375,21 @@
             </w:r>
           </w:p>
         </w:tc>
+        <w:tc>
+          <w:tcPr>
+            <w:tcW w:type="dxa" w:w="1728"/>
+          </w:tcPr>
+          <w:p>
+            <w:r>
+              <w:t>21.0–29.5</w:t>
+            </w:r>
+          </w:p>
+        </w:tc>
       </w:tr>
       <w:tr>
         <w:tc>
           <w:tcPr>
-            <w:tcW w:type="dxa" w:w="2160"/>
+            <w:tcW w:type="dxa" w:w="1728"/>
           </w:tcPr>
           <w:p>
             <w:r>
@@ -1187,7 +1399,7 @@
         </w:tc>
         <w:tc>
           <w:tcPr>
-            <w:tcW w:type="dxa" w:w="2160"/>
+            <w:tcW w:type="dxa" w:w="1728"/>
           </w:tcPr>
           <w:p>
             <w:r>
@@ -1197,7 +1409,7 @@
         </w:tc>
         <w:tc>
           <w:tcPr>
-            <w:tcW w:type="dxa" w:w="2160"/>
+            <w:tcW w:type="dxa" w:w="1728"/>
           </w:tcPr>
           <w:p>
             <w:r>
@@ -1207,7 +1419,7 @@
         </w:tc>
         <w:tc>
           <w:tcPr>
-            <w:tcW w:type="dxa" w:w="2160"/>
+            <w:tcW w:type="dxa" w:w="1728"/>
           </w:tcPr>
           <w:p>
             <w:r>
@@ -1215,11 +1427,21 @@
             </w:r>
           </w:p>
         </w:tc>
+        <w:tc>
+          <w:tcPr>
+            <w:tcW w:type="dxa" w:w="1728"/>
+          </w:tcPr>
+          <w:p>
+            <w:r>
+              <w:t>4.1–8.9</w:t>
+            </w:r>
+          </w:p>
+        </w:tc>
       </w:tr>
       <w:tr>
         <w:tc>
           <w:tcPr>
-            <w:tcW w:type="dxa" w:w="2160"/>
+            <w:tcW w:type="dxa" w:w="1728"/>
           </w:tcPr>
           <w:p>
             <w:r>
@@ -1229,7 +1451,7 @@
         </w:tc>
         <w:tc>
           <w:tcPr>
-            <w:tcW w:type="dxa" w:w="2160"/>
+            <w:tcW w:type="dxa" w:w="1728"/>
           </w:tcPr>
           <w:p>
             <w:r>
@@ -1239,7 +1461,7 @@
         </w:tc>
         <w:tc>
           <w:tcPr>
-            <w:tcW w:type="dxa" w:w="2160"/>
+            <w:tcW w:type="dxa" w:w="1728"/>
           </w:tcPr>
           <w:p>
             <w:r>
@@ -1249,7 +1471,7 @@
         </w:tc>
         <w:tc>
           <w:tcPr>
-            <w:tcW w:type="dxa" w:w="2160"/>
+            <w:tcW w:type="dxa" w:w="1728"/>
           </w:tcPr>
           <w:p>
             <w:r>
@@ -1257,11 +1479,21 @@
             </w:r>
           </w:p>
         </w:tc>
+        <w:tc>
+          <w:tcPr>
+            <w:tcW w:type="dxa" w:w="1728"/>
+          </w:tcPr>
+          <w:p>
+            <w:r>
+              <w:t>0.0–1.2</w:t>
+            </w:r>
+          </w:p>
+        </w:tc>
       </w:tr>
       <w:tr>
         <w:tc>
           <w:tcPr>
-            <w:tcW w:type="dxa" w:w="2160"/>
+            <w:tcW w:type="dxa" w:w="1728"/>
           </w:tcPr>
           <w:p>
             <w:r>
@@ -1271,7 +1503,7 @@
         </w:tc>
         <w:tc>
           <w:tcPr>
-            <w:tcW w:type="dxa" w:w="2160"/>
+            <w:tcW w:type="dxa" w:w="1728"/>
           </w:tcPr>
           <w:p>
             <w:r>
@@ -1281,7 +1513,7 @@
         </w:tc>
         <w:tc>
           <w:tcPr>
-            <w:tcW w:type="dxa" w:w="2160"/>
+            <w:tcW w:type="dxa" w:w="1728"/>
           </w:tcPr>
           <w:p>
             <w:r>
@@ -1291,7 +1523,7 @@
         </w:tc>
         <w:tc>
           <w:tcPr>
-            <w:tcW w:type="dxa" w:w="2160"/>
+            <w:tcW w:type="dxa" w:w="1728"/>
           </w:tcPr>
           <w:p>
             <w:r>
@@ -1299,11 +1531,21 @@
             </w:r>
           </w:p>
         </w:tc>
+        <w:tc>
+          <w:tcPr>
+            <w:tcW w:type="dxa" w:w="1728"/>
+          </w:tcPr>
+          <w:p>
+            <w:r>
+              <w:t>0.0–1.2</w:t>
+            </w:r>
+          </w:p>
+        </w:tc>
       </w:tr>
       <w:tr>
         <w:tc>
           <w:tcPr>
-            <w:tcW w:type="dxa" w:w="2160"/>
+            <w:tcW w:type="dxa" w:w="1728"/>
           </w:tcPr>
           <w:p>
             <w:r>
@@ -1313,7 +1555,7 @@
         </w:tc>
         <w:tc>
           <w:tcPr>
-            <w:tcW w:type="dxa" w:w="2160"/>
+            <w:tcW w:type="dxa" w:w="1728"/>
           </w:tcPr>
           <w:p>
             <w:r>
@@ -1323,7 +1565,7 @@
         </w:tc>
         <w:tc>
           <w:tcPr>
-            <w:tcW w:type="dxa" w:w="2160"/>
+            <w:tcW w:type="dxa" w:w="1728"/>
           </w:tcPr>
           <w:p>
             <w:r>
@@ -1333,7 +1575,7 @@
         </w:tc>
         <w:tc>
           <w:tcPr>
-            <w:tcW w:type="dxa" w:w="2160"/>
+            <w:tcW w:type="dxa" w:w="1728"/>
           </w:tcPr>
           <w:p>
             <w:r>
@@ -1341,11 +1583,21 @@
             </w:r>
           </w:p>
         </w:tc>
+        <w:tc>
+          <w:tcPr>
+            <w:tcW w:type="dxa" w:w="1728"/>
+          </w:tcPr>
+          <w:p>
+            <w:r>
+              <w:t>0.0–0.7</w:t>
+            </w:r>
+          </w:p>
+        </w:tc>
       </w:tr>
       <w:tr>
         <w:tc>
           <w:tcPr>
-            <w:tcW w:type="dxa" w:w="2160"/>
+            <w:tcW w:type="dxa" w:w="1728"/>
           </w:tcPr>
           <w:p>
             <w:r>
@@ -1355,7 +1607,7 @@
         </w:tc>
         <w:tc>
           <w:tcPr>
-            <w:tcW w:type="dxa" w:w="2160"/>
+            <w:tcW w:type="dxa" w:w="1728"/>
           </w:tcPr>
           <w:p>
             <w:r>
@@ -1365,7 +1617,7 @@
         </w:tc>
         <w:tc>
           <w:tcPr>
-            <w:tcW w:type="dxa" w:w="2160"/>
+            <w:tcW w:type="dxa" w:w="1728"/>
           </w:tcPr>
           <w:p>
             <w:r>
@@ -1375,7 +1627,7 @@
         </w:tc>
         <w:tc>
           <w:tcPr>
-            <w:tcW w:type="dxa" w:w="2160"/>
+            <w:tcW w:type="dxa" w:w="1728"/>
           </w:tcPr>
           <w:p>
             <w:r>
@@ -1383,11 +1635,21 @@
             </w:r>
           </w:p>
         </w:tc>
+        <w:tc>
+          <w:tcPr>
+            <w:tcW w:type="dxa" w:w="1728"/>
+          </w:tcPr>
+          <w:p>
+            <w:r>
+              <w:t>0.0–1.2</w:t>
+            </w:r>
+          </w:p>
+        </w:tc>
       </w:tr>
       <w:tr>
         <w:tc>
           <w:tcPr>
-            <w:tcW w:type="dxa" w:w="2160"/>
+            <w:tcW w:type="dxa" w:w="1728"/>
           </w:tcPr>
           <w:p>
             <w:r>
@@ -1397,7 +1659,7 @@
         </w:tc>
         <w:tc>
           <w:tcPr>
-            <w:tcW w:type="dxa" w:w="2160"/>
+            <w:tcW w:type="dxa" w:w="1728"/>
           </w:tcPr>
           <w:p>
             <w:r>
@@ -1407,7 +1669,7 @@
         </w:tc>
         <w:tc>
           <w:tcPr>
-            <w:tcW w:type="dxa" w:w="2160"/>
+            <w:tcW w:type="dxa" w:w="1728"/>
           </w:tcPr>
           <w:p>
             <w:r>
@@ -1417,11 +1679,21 @@
         </w:tc>
         <w:tc>
           <w:tcPr>
-            <w:tcW w:type="dxa" w:w="2160"/>
+            <w:tcW w:type="dxa" w:w="1728"/>
           </w:tcPr>
           <w:p>
             <w:r>
               <w:t>0.5%</w:t>
+            </w:r>
+          </w:p>
+        </w:tc>
+        <w:tc>
+          <w:tcPr>
+            <w:tcW w:type="dxa" w:w="1728"/>
+          </w:tcPr>
+          <w:p>
+            <w:r>
+              <w:t>0.0–1.2</w:t>
             </w:r>
           </w:p>
         </w:tc>
